--- a/ru/discovery-articles/3.5 Автомобиль.docx
+++ b/ru/discovery-articles/3.5 Автомобиль.docx
@@ -4,136 +4,103 @@
   <w:body>
     <w:p>
       <w:pPr>
-        <w:spacing w:before="0" w:after="80"/>
+        <w:pStyle w:val="Title"/>
+        <w:widowControl/>
       </w:pPr>
       <w:r>
-        <w:rPr>
-          <w:rFonts w:ascii="Calibri" w:hAnsi="Calibri" w:cs="Calibri"/>
-          <w:b/>
-          <w:color w:val="2E74B5"/>
-          <w:sz w:val="20"/>
-        </w:rPr>
-        <w:t>3. Промышленность, энергетика и транспорт</w:t>
+        <w:t>3.5 Автомобиль</w:t>
       </w:r>
     </w:p>
     <w:p>
       <w:pPr>
         <w:keepNext/>
-        <w:spacing w:before="0" w:after="120"/>
+        <w:widowControl/>
       </w:pPr>
       <w:r>
         <w:rPr>
-          <w:rFonts w:ascii="Calibri" w:hAnsi="Calibri" w:cs="Calibri"/>
-          <w:b/>
-          <w:color w:val="0B2545"/>
-          <w:sz w:val="48"/>
+          <w:sz w:val="20"/>
         </w:rPr>
-        <w:t>3.5 Автомобиль</w:t>
+        <w:t>3. Промышленность, энергия и транспорт</w:t>
       </w:r>
     </w:p>
     <w:p>
       <w:pPr>
-        <w:spacing w:before="0" w:after="200" w:line="276" w:lineRule="auto"/>
+        <w:keepNext/>
+        <w:widowControl/>
       </w:pPr>
       <w:r>
         <w:rPr>
-          <w:rFonts w:ascii="Calibri" w:hAnsi="Calibri" w:cs="Calibri"/>
-          <w:i/>
-          <w:color w:val="666666"/>
-          <w:sz w:val="21"/>
+          <w:sz w:val="20"/>
         </w:rPr>
-        <w:t>Период: 1885–1886 — Benz Patent-Motorwagen; массовое производство с 1908 года — Ford Model T | Ключевые фигуры: Карл Бенц; Готлиб Даймлер; Генри Форд (массовое производство)</w:t>
+        <w:t>Период: 1885–1886 годы — Benz Patent-Motorwagen; массовое производство с 1908 года, Ford Model T | Основные участники: Карл Бенц, Готлиб Даймлер, Генри Форд, массовое производство</w:t>
       </w:r>
     </w:p>
     <w:p>
       <w:pPr>
-        <w:spacing w:before="0" w:after="200" w:line="300" w:lineRule="auto"/>
+        <w:widowControl/>
       </w:pPr>
       <w:r>
-        <w:rPr>
-          <w:rFonts w:ascii="Calibri" w:hAnsi="Calibri" w:cs="Calibri"/>
-          <w:color w:val="0B2545"/>
-          <w:sz w:val="23"/>
-        </w:rPr>
-        <w:t>Автомобиль — самоходное дорожное транспортное средство, обычно с двигателем внутреннего сгорания, а всё чаще с электромотором. Он изменил города, труд и само восприятие расстояния.</w:t>
+        <w:t>Автомобиль — самоходное дорожное транспортное средство, обычно с двигателем внутреннего сгорания, а всё чаще с электромотором. Он изменил города, работу и само восприятие расстояния.</w:t>
       </w:r>
     </w:p>
     <w:p>
       <w:pPr>
         <w:pStyle w:val="Heading1"/>
+        <w:widowControl/>
       </w:pPr>
       <w:r>
-        <w:t>Ключевые факты</w:t>
+        <w:t>Кратко о главном</w:t>
       </w:r>
     </w:p>
     <w:p>
       <w:pPr>
-        <w:keepLines/>
-        <w:spacing w:after="80" w:line="300" w:lineRule="auto"/>
-        <w:numPr>
-          <w:ilvl w:val="0"/>
-          <w:numId w:val="10"/>
-        </w:numPr>
+        <w:pStyle w:val="ListBullet"/>
+        <w:widowControl/>
       </w:pPr>
       <w:r>
-        <w:t>В 1886 году Карл Бенц запатентовал трёхколёсный экипаж с бензиновым двигателем.</w:t>
+        <w:t>В 1886 году Карл Бенц запатентовал трёхколёсную бензиновую машину.</w:t>
       </w:r>
     </w:p>
     <w:p>
       <w:pPr>
-        <w:keepLines/>
-        <w:spacing w:after="80" w:line="300" w:lineRule="auto"/>
-        <w:numPr>
-          <w:ilvl w:val="0"/>
-          <w:numId w:val="10"/>
-        </w:numPr>
+        <w:pStyle w:val="ListBullet"/>
+        <w:widowControl/>
       </w:pPr>
       <w:r>
-        <w:t>Среди ранних производителей были Даймлер, Панар и множество небольших мастерских.</w:t>
+        <w:t>Среди ранних производителей были Даймлер, «Панар» и многочисленные небольшие мастерские.</w:t>
       </w:r>
     </w:p>
     <w:p>
       <w:pPr>
-        <w:keepLines/>
-        <w:spacing w:after="80" w:line="300" w:lineRule="auto"/>
-        <w:numPr>
-          <w:ilvl w:val="0"/>
-          <w:numId w:val="10"/>
-        </w:numPr>
+        <w:pStyle w:val="ListBullet"/>
+        <w:widowControl/>
       </w:pPr>
       <w:r>
-        <w:t>Ford Model T 1908 года и подвижный конвейер сделали автомобиль доступным широким слоям населения.</w:t>
+        <w:t>Ford Model T 1908 года и движущийся сборочный конвейер сделали автомобили доступными широкому кругу людей.</w:t>
       </w:r>
     </w:p>
     <w:p>
       <w:pPr>
-        <w:keepLines/>
-        <w:spacing w:after="80" w:line="300" w:lineRule="auto"/>
-        <w:numPr>
-          <w:ilvl w:val="0"/>
-          <w:numId w:val="10"/>
-        </w:numPr>
+        <w:pStyle w:val="ListBullet"/>
+        <w:widowControl/>
       </w:pPr>
       <w:r>
-        <w:t>Массовая автомобилизация породила дороги, пригороды и огромный спрос на нефть.</w:t>
+        <w:t>Массовая автомобилизация вызвала рост дорожной сети, пригородов и спроса на нефть.</w:t>
       </w:r>
     </w:p>
     <w:p>
       <w:pPr>
-        <w:keepLines/>
-        <w:spacing w:after="80" w:line="300" w:lineRule="auto"/>
-        <w:numPr>
-          <w:ilvl w:val="0"/>
-          <w:numId w:val="10"/>
-        </w:numPr>
+        <w:pStyle w:val="ListBullet"/>
+        <w:widowControl/>
       </w:pPr>
       <w:r>
-        <w:t>Следующий этап развития определяют требования безопасности, борьба с загрязнением и изменением климата.</w:t>
+        <w:t>Следующий этап определяют безопасность, загрязнение и климат.</w:t>
       </w:r>
     </w:p>
     <w:p>
       <w:pPr>
         <w:pStyle w:val="Heading1"/>
+        <w:widowControl/>
       </w:pPr>
       <w:r>
         <w:t>Что это такое</w:t>
@@ -141,143 +108,101 @@
     </w:p>
     <w:p>
       <w:pPr>
-        <w:keepLines w:val="0"/>
+        <w:widowControl/>
       </w:pPr>
       <w:r>
-        <w:t>Автомобиль — управляемое водителем транспортное средство, которое перемещает людей по дорогам за счёт собственного двигателя. Большую часть XX века легковые машины имели бензиновый или дизельный мотор, коробку передач и четыре колеса.</w:t>
-      </w:r>
-    </w:p>
-    <w:p>
-      <w:pPr>
-        <w:keepLines w:val="0"/>
-      </w:pPr>
-      <w:r>
-        <w:t>Слово auto указывает на самостоятельное движение, в отличие от конного экипажа. Автомобиль — целая система: двигатель, тормоза, шины, а позднее электрическое и электронное оборудование. Это личная комната на колёсах.</w:t>
+        <w:t>Автомобиль перевозит людей по дорогам за счёт собственного двигателя и управляется водителем. Большинство машин XX века имели бензиновый или дизельный мотор, передачу и четыре колеса. Часть названия «авто» подчёркивает самостоятельное движение, в отличие от конного экипажа. Это целая система: двигатель, тормоза, шины, позднее электрическое и электронное оборудование — личная комната на колёсах.</w:t>
       </w:r>
     </w:p>
     <w:p>
       <w:pPr>
         <w:pStyle w:val="Heading1"/>
+        <w:widowControl/>
       </w:pPr>
       <w:r>
-        <w:t>Кто это открыл или изобрёл</w:t>
+        <w:t>Кто открыл или изобрёл</w:t>
       </w:r>
     </w:p>
     <w:p>
       <w:pPr>
-        <w:keepLines w:val="0"/>
+        <w:widowControl/>
       </w:pPr>
       <w:r>
-        <w:t>В 1886 году Карл Бенц из Мангейма запатентовал трёхколёсное транспортное средство с бензиновым двигателем; дальняя поездка Берты Бенц помогла доказать его жизнеспособность. В те же годы Готлиб Даймлер и другие конструкторы создавали четырёхколёсные автомобили.</w:t>
-      </w:r>
-    </w:p>
-    <w:p>
-      <w:pPr>
-        <w:keepLines w:val="0"/>
-      </w:pPr>
-      <w:r>
-        <w:t>У машины нет единственного изобретателя: конкурировали десятки мастерских Германии, Франции и Соединённых Штатов. Генри Форд не изобрёл автомобиль, но создал способ сделать его обыденным.</w:t>
+        <w:t>Карл Бенц из Мангейма в 1886 году запатентовал трёхколёсную бензиновую машину; дальняя поездка Берты Бенц помогла доказать её пригодность. В те же годы Даймлер и другие строили четырёхколёсные автомобили. Единственного изобретателя нет: конкурировали мастерские Германии, Франции и США. Генри Форд не изобрёл автомобиль, но нашёл способ сделать его повседневным предметом.</w:t>
       </w:r>
     </w:p>
     <w:p>
       <w:pPr>
         <w:pStyle w:val="Heading1"/>
+        <w:widowControl/>
       </w:pPr>
       <w:r>
-        <w:t>Когда и как это появилось</w:t>
+        <w:t>Когда и как появилось</w:t>
       </w:r>
     </w:p>
     <w:p>
       <w:pPr>
-        <w:keepLines w:val="0"/>
+        <w:widowControl/>
       </w:pPr>
       <w:r>
-        <w:t>С 1880-х по 1910-е годы игрушка богачей превратилась в массовый товар. Ford Model T 1908 года и подвижный конвейер, внедрённый с 1913 года, снизили цену машины и позволили повысить оплату труда на заводах Форда.</w:t>
-      </w:r>
-    </w:p>
-    <w:p>
-      <w:pPr>
-        <w:keepLines w:val="0"/>
-      </w:pPr>
-      <w:r>
-        <w:t>Дешёвая сталь, нефть и культура личной мобильности подготовили почву. Затем две мировые войны научили целые отрасли производить транспорт в огромных количествах.</w:t>
+        <w:t>С 1880-х по 1910-е годы игрушка состоятельных людей стала массовым товаром. Ford Model T 1908 года и движущийся конвейер, применявшийся с 1913 года, снизили цены и повысили заработки на заводах Форда. Помогли дешёвая сталь, нефть и культура, ценившая личную мобильность. Две мировые войны затем научили целые отрасли выпускать транспорт огромными сериями.</w:t>
       </w:r>
     </w:p>
     <w:p>
       <w:pPr>
         <w:pStyle w:val="Heading1"/>
+        <w:widowControl/>
       </w:pPr>
       <w:r>
-        <w:t>Научное значение</w:t>
+        <w:t>Значение для науки</w:t>
       </w:r>
     </w:p>
     <w:p>
       <w:pPr>
-        <w:keepLines w:val="0"/>
+        <w:widowControl/>
       </w:pPr>
       <w:r>
-        <w:t>Автомобиль соединяет механику, химию топлива и резины, а позднее вычислительную технику в системах управления двигателем и безопасности. Он заставил создать транспортную инженерию, науку о столкновениях и химию выбросов.</w:t>
-      </w:r>
-    </w:p>
-    <w:p>
-      <w:pPr>
-        <w:keepLines w:val="0"/>
-      </w:pPr>
-      <w:r>
-        <w:t>Как технология автомобиль представляет собой не столько отдельный прорыв, сколько удачное объединение множества решений. Но именно эта интеграция изменила больше жизней, чем многие лабораторные открытия.</w:t>
+        <w:t>Автомобиль соединяет механику, химию топлива и резины, позднее вычислительную технику для управления мотором и безопасности. Он потребовал развития организации дорожного движения, исследований столкновений и химии выбросов. Это скорее успешное объединение технологий, чем единственный прорыв. Такое объединение затронуло больше жизней, чем многие лабораторные открытия.</w:t>
       </w:r>
     </w:p>
     <w:p>
       <w:pPr>
         <w:pStyle w:val="Heading1"/>
+        <w:widowControl/>
       </w:pPr>
       <w:r>
-        <w:t>Влияние на последующее развитие</w:t>
+        <w:t>Влияние на дальнейшее развитие</w:t>
       </w:r>
     </w:p>
     <w:p>
       <w:pPr>
-        <w:keepLines w:val="0"/>
+        <w:widowControl/>
       </w:pPr>
       <w:r>
-        <w:t>За автомобилем последовали автомагистрали, мотели, торговые центры и доставка «точно в срок». Появились правила дорожного движения, водительские удостоверения и политическое влияние нефтяной промышленности.</w:t>
-      </w:r>
-    </w:p>
-    <w:p>
-      <w:pPr>
-        <w:keepLines w:val="0"/>
-      </w:pPr>
-      <w:r>
-        <w:t>Электромобили возвращают старую идею с новыми аккумуляторами. Системы помощи водителю добавляют ещё один слой к той же платформе — личному салону, который доставляет человека от двери до двери.</w:t>
+        <w:t>Вслед за автомобилем развивались автомагистрали, мотели, торговые центры и доставка грузов точно к сроку. Появлялись правила движения, водительские права и политическое влияние нефтяной отрасли. Электромобили вернулись к старой идее с новыми аккумуляторами. Системы помощи водителю добавляют ещё один слой к той же основе — личной кабине для поездки от двери до двери.</w:t>
       </w:r>
     </w:p>
     <w:p>
       <w:pPr>
         <w:pStyle w:val="Heading1"/>
+        <w:widowControl/>
       </w:pPr>
       <w:r>
-        <w:t>Как это изменило жизнь людей</w:t>
+        <w:t>Как изменило жизнь людей</w:t>
       </w:r>
     </w:p>
     <w:p>
       <w:pPr>
-        <w:keepLines w:val="0"/>
+        <w:widowControl/>
       </w:pPr>
       <w:r>
-        <w:t>Повседневность получила личный транспорт, но многие города утратили удобную для пешехода плотность. Семьи смогли селиться дальше от работы, а некоторые деревни опустели.</w:t>
-      </w:r>
-    </w:p>
-    <w:p>
-      <w:pPr>
-        <w:keepLines w:val="0"/>
-      </w:pPr>
-      <w:r>
-        <w:t>Во многих странах дорожные аварии стали одной из главных причин смерти молодых людей. Автомобиль одновременно воплощает свободу и её цену. Сегодня общества перестраивают улицы и двигатели, стараясь сохранить удобство и уменьшить вред.</w:t>
+        <w:t>Люди получили личный транспорт, но во многих городах утратили плотную застройку, удобную для пешехода. Семьи могли жить дальше от работы, некоторые деревни пустели. Во многих странах дорожные происшествия стали одной из ведущих причин смерти молодых людей. Автомобиль сочетает свободу с издержками. Сегодня улицы и двигатели переустраивают так, чтобы сохранить возможности передвижения и уменьшить вред.</w:t>
       </w:r>
     </w:p>
     <w:p>
       <w:pPr>
         <w:pStyle w:val="Heading1"/>
+        <w:widowControl/>
       </w:pPr>
       <w:r>
         <w:t>Источники и литература</w:t>
@@ -286,124 +211,127 @@
     <w:p>
       <w:pPr>
         <w:pStyle w:val="Heading2"/>
+        <w:widowControl/>
       </w:pPr>
       <w:r>
-        <w:t>C. Материалы научных учреждений и энциклопедий</w:t>
+        <w:rPr>
+          <w:sz w:val="20"/>
+        </w:rPr>
+        <w:t>Материалы организаций и энциклопедии</w:t>
       </w:r>
     </w:p>
     <w:p>
       <w:pPr>
-        <w:keepLines/>
-        <w:spacing w:after="80" w:line="300" w:lineRule="auto"/>
-        <w:numPr>
-          <w:ilvl w:val="0"/>
-          <w:numId w:val="11"/>
-        </w:numPr>
+        <w:widowControl/>
       </w:pPr>
       <w:r>
-        <w:t>Encyclopaedia Britannica. «Automobile».</w:t>
+        <w:rPr>
+          <w:sz w:val="20"/>
+        </w:rPr>
+        <w:t xml:space="preserve">1. Encyclopaedia Britannica. 'Automobile.' </w:t>
       </w:r>
+      <w:hyperlink r:id="rId9">
+        <w:r>
+          <w:rPr>
+            <w:sz w:val="20"/>
+          </w:rPr>
+          <w:t>https://www.britannica.com/technology/automobile</w:t>
+        </w:r>
+      </w:hyperlink>
       <w:r>
-        <w:t xml:space="preserve"> </w:t>
+        <w:rPr>
+          <w:sz w:val="20"/>
+        </w:rPr>
+      </w:r>
+    </w:p>
+    <w:p>
+      <w:pPr>
+        <w:pStyle w:val="Heading2"/>
+        <w:widowControl/>
+      </w:pPr>
+      <w:r>
+        <w:rPr>
+          <w:sz w:val="20"/>
+        </w:rPr>
+        <w:t>Материалы музеев, архивов и библиотек</w:t>
+      </w:r>
+    </w:p>
+    <w:p>
+      <w:pPr>
+        <w:widowControl/>
+      </w:pPr>
+      <w:r>
+        <w:rPr>
+          <w:sz w:val="20"/>
+        </w:rPr>
+        <w:t xml:space="preserve">1. The Henry Ford. Museum collections and the Model T. </w:t>
+      </w:r>
+      <w:hyperlink r:id="rId10">
+        <w:r>
+          <w:rPr>
+            <w:sz w:val="20"/>
+          </w:rPr>
+          <w:t>https://www.thehenryford.org/</w:t>
+        </w:r>
+      </w:hyperlink>
+      <w:r>
+        <w:rPr>
+          <w:sz w:val="20"/>
+        </w:rPr>
+      </w:r>
+    </w:p>
+    <w:p>
+      <w:pPr>
+        <w:widowControl/>
+      </w:pPr>
+      <w:r>
+        <w:rPr>
+          <w:sz w:val="20"/>
+        </w:rPr>
+        <w:t xml:space="preserve">2. Smithsonian National Museum of American History. America on the Move. </w:t>
       </w:r>
       <w:hyperlink r:id="rId11">
         <w:r>
           <w:rPr>
-            <w:color w:val="0563C1"/>
-            <w:u w:val="single"/>
+            <w:sz w:val="20"/>
           </w:rPr>
-          <w:t>https://www.britannica.com/technology/automobile</w:t>
+          <w:t>https://americanhistory.si.edu/america-on-the-move</w:t>
         </w:r>
       </w:hyperlink>
-    </w:p>
-    <w:p>
-      <w:pPr>
-        <w:pStyle w:val="Heading2"/>
-      </w:pPr>
       <w:r>
-        <w:t>D. Материалы музеев, архивов и библиотек</w:t>
+        <w:rPr>
+          <w:sz w:val="20"/>
+        </w:rPr>
       </w:r>
     </w:p>
     <w:p>
       <w:pPr>
-        <w:keepLines/>
-        <w:spacing w:after="80" w:line="300" w:lineRule="auto"/>
-        <w:numPr>
-          <w:ilvl w:val="0"/>
-          <w:numId w:val="12"/>
-        </w:numPr>
+        <w:widowControl/>
       </w:pPr>
       <w:r>
-        <w:t>The Henry Ford. Музейные коллекции и Ford Model T.</w:t>
-      </w:r>
-      <w:r>
-        <w:t xml:space="preserve"> </w:t>
+        <w:rPr>
+          <w:sz w:val="20"/>
+        </w:rPr>
+        <w:t xml:space="preserve">3. Mercedes-Benz Museum. Benz Patent-Motorwagen and early automobiles. </w:t>
       </w:r>
       <w:hyperlink r:id="rId12">
         <w:r>
           <w:rPr>
-            <w:color w:val="0563C1"/>
-            <w:u w:val="single"/>
-          </w:rPr>
-          <w:t>https://www.thehenryford.org/</w:t>
-        </w:r>
-      </w:hyperlink>
-    </w:p>
-    <w:p>
-      <w:pPr>
-        <w:keepLines/>
-        <w:spacing w:after="80" w:line="300" w:lineRule="auto"/>
-        <w:numPr>
-          <w:ilvl w:val="0"/>
-          <w:numId w:val="12"/>
-        </w:numPr>
-      </w:pPr>
-      <w:r>
-        <w:t>Smithsonian National Museum of American History. «America on the Move».</w:t>
-      </w:r>
-      <w:r>
-        <w:t xml:space="preserve"> </w:t>
-      </w:r>
-      <w:hyperlink r:id="rId13">
-        <w:r>
-          <w:rPr>
-            <w:color w:val="0563C1"/>
-            <w:u w:val="single"/>
-          </w:rPr>
-          <w:t>https://americanhistory.si.edu/america-on-the-move</w:t>
-        </w:r>
-      </w:hyperlink>
-    </w:p>
-    <w:p>
-      <w:pPr>
-        <w:keepLines/>
-        <w:spacing w:after="80" w:line="300" w:lineRule="auto"/>
-        <w:numPr>
-          <w:ilvl w:val="0"/>
-          <w:numId w:val="12"/>
-        </w:numPr>
-      </w:pPr>
-      <w:r>
-        <w:t>Mercedes-Benz Museum. Benz Patent-Motorwagen и ранние автомобили.</w:t>
-      </w:r>
-      <w:r>
-        <w:t xml:space="preserve"> </w:t>
-      </w:r>
-      <w:hyperlink r:id="rId14">
-        <w:r>
-          <w:rPr>
-            <w:color w:val="0563C1"/>
-            <w:u w:val="single"/>
+            <w:sz w:val="20"/>
           </w:rPr>
           <w:t>https://www.mercedes-benz.com/en/art-and-culture/mercedes-benz-museum/</w:t>
         </w:r>
       </w:hyperlink>
+      <w:r>
+        <w:rPr>
+          <w:sz w:val="20"/>
+        </w:rPr>
+      </w:r>
     </w:p>
     <w:sectPr>
-      <w:headerReference w:type="default" r:id="rId9"/>
-      <w:footerReference w:type="default" r:id="rId10"/>
-      <w:pgSz w:w="12240" w:h="15840"/>
-      <w:pgMar w:top="1440" w:right="1440" w:bottom="1440" w:left="1440" w:header="708" w:footer="708" w:gutter="0"/>
+      <w:footerReference w:type="default" r:id="rId13"/>
+      <w:pgSz w:w="11906" w:h="16838"/>
+      <w:pgMar w:top="1020" w:right="1134" w:bottom="1020" w:left="1134" w:header="720" w:footer="720" w:gutter="0"/>
       <w:cols w:space="720"/>
       <w:docGrid w:linePitch="360"/>
     </w:sectPr>
@@ -416,60 +344,11 @@
   <w:p>
     <w:pPr>
       <w:pStyle w:val="Footer"/>
-      <w:spacing w:before="0" w:after="0"/>
       <w:jc w:val="right"/>
     </w:pPr>
-    <w:r>
-      <w:rPr>
-        <w:rFonts w:ascii="Calibri" w:hAnsi="Calibri" w:cs="Calibri"/>
-        <w:color w:val="666666"/>
-        <w:sz w:val="18"/>
-      </w:rPr>
-      <w:t xml:space="preserve">Страница </w:t>
-    </w:r>
-    <w:r>
-      <w:rPr>
-        <w:rFonts w:ascii="Calibri" w:hAnsi="Calibri" w:cs="Calibri"/>
-        <w:color w:val="666666"/>
-        <w:sz w:val="18"/>
-      </w:rPr>
-      <w:fldChar w:fldCharType="begin"/>
-      <w:instrText xml:space="preserve"> PAGE </w:instrText>
-      <w:fldChar w:fldCharType="separate"/>
-      <w:t>1</w:t>
-      <w:fldChar w:fldCharType="end"/>
-    </w:r>
+    <w:fldSimple w:instr="PAGE"/>
   </w:p>
 </w:ftr>
-</file>
-
-<file path=word/header1.xml><?xml version="1.0" encoding="utf-8"?>
-<w:hdr xmlns:m="http://schemas.openxmlformats.org/officeDocument/2006/math" xmlns:mc="http://schemas.openxmlformats.org/markup-compatibility/2006" xmlns:mo="http://schemas.microsoft.com/office/mac/office/2008/main" xmlns:mv="urn:schemas-microsoft-com:mac:vml" xmlns:o="urn:schemas-microsoft-com:office:office" xmlns:r="http://schemas.openxmlformats.org/officeDocument/2006/relationships" xmlns:v="urn:schemas-microsoft-com:vml" xmlns:w10="urn:schemas-microsoft-com:office:word" xmlns:w14="http://schemas.microsoft.com/office/word/2010/wordml" xmlns:w="http://schemas.openxmlformats.org/wordprocessingml/2006/main" xmlns:wne="http://schemas.microsoft.com/office/word/2006/wordml" xmlns:wp14="http://schemas.microsoft.com/office/word/2010/wordprocessingDrawing" xmlns:wp="http://schemas.openxmlformats.org/drawingml/2006/wordprocessingDrawing" xmlns:wpc="http://schemas.microsoft.com/office/word/2010/wordprocessingCanvas" xmlns:wpg="http://schemas.microsoft.com/office/word/2010/wordprocessingGroup" xmlns:wpi="http://schemas.microsoft.com/office/word/2010/wordprocessingInk" xmlns:wps="http://schemas.microsoft.com/office/word/2010/wordprocessingShape" mc:Ignorable="w14 wp14">
-  <w:p>
-    <w:pPr>
-      <w:pStyle w:val="Header"/>
-      <w:spacing w:after="0"/>
-      <w:jc w:val="left"/>
-    </w:pPr>
-    <w:r>
-      <w:rPr>
-        <w:rFonts w:ascii="Calibri" w:hAnsi="Calibri" w:cs="Calibri"/>
-        <w:b/>
-        <w:color w:val="666666"/>
-        <w:sz w:val="18"/>
-      </w:rPr>
-      <w:t>Открытия и изобретения</w:t>
-    </w:r>
-    <w:r>
-      <w:rPr>
-        <w:rFonts w:ascii="Calibri" w:hAnsi="Calibri" w:cs="Calibri"/>
-        <w:color w:val="666666"/>
-        <w:sz w:val="18"/>
-      </w:rPr>
-      <w:t xml:space="preserve">    |    3. Промышленность, энергетика и транспорт</w:t>
-    </w:r>
-  </w:p>
-</w:hdr>
 </file>
 
 <file path=word/numbering.xml><?xml version="1.0" encoding="utf-8"?>
@@ -672,60 +551,6 @@
   <w:num w:numId="9">
     <w:abstractNumId w:val="0"/>
   </w:num>
-  <w:abstractNum w:abstractNumId="9">
-    <w:multiLevelType w:val="singleLevel"/>
-    <w:lvl w:ilvl="0">
-      <w:start w:val="1"/>
-      <w:numFmt w:val="bullet"/>
-      <w:lvlText w:val="•"/>
-      <w:lvlJc w:val="left"/>
-      <w:pPr>
-        <w:tabs>
-          <w:tab w:val="num" w:pos="540"/>
-        </w:tabs>
-        <w:ind w:left="540" w:hanging="270"/>
-      </w:pPr>
-    </w:lvl>
-  </w:abstractNum>
-  <w:num w:numId="10">
-    <w:abstractNumId w:val="9"/>
-  </w:num>
-  <w:abstractNum w:abstractNumId="10">
-    <w:multiLevelType w:val="singleLevel"/>
-    <w:lvl w:ilvl="0">
-      <w:start w:val="1"/>
-      <w:numFmt w:val="decimal"/>
-      <w:lvlText w:val="%1."/>
-      <w:lvlJc w:val="left"/>
-      <w:pPr>
-        <w:tabs>
-          <w:tab w:val="num" w:pos="540"/>
-        </w:tabs>
-        <w:ind w:left="540" w:hanging="270"/>
-      </w:pPr>
-    </w:lvl>
-  </w:abstractNum>
-  <w:num w:numId="11">
-    <w:abstractNumId w:val="10"/>
-  </w:num>
-  <w:abstractNum w:abstractNumId="11">
-    <w:multiLevelType w:val="singleLevel"/>
-    <w:lvl w:ilvl="0">
-      <w:start w:val="1"/>
-      <w:numFmt w:val="decimal"/>
-      <w:lvlText w:val="%1."/>
-      <w:lvlJc w:val="left"/>
-      <w:pPr>
-        <w:tabs>
-          <w:tab w:val="num" w:pos="540"/>
-        </w:tabs>
-        <w:ind w:left="540" w:hanging="270"/>
-      </w:pPr>
-    </w:lvl>
-  </w:abstractNum>
-  <w:num w:numId="12">
-    <w:abstractNumId w:val="11"/>
-  </w:num>
 </w:numbering>
 </file>
 
@@ -734,7 +559,7 @@
   <w:docDefaults>
     <w:rPrDefault>
       <w:rPr>
-        <w:rFonts w:asciiTheme="minorHAnsi" w:eastAsiaTheme="minorEastAsia" w:hAnsiTheme="minorHAnsi" w:cstheme="minorBidi"/>
+        <w:rFonts/>
         <w:sz w:val="22"/>
         <w:szCs w:val="22"/>
         <w:lang w:val="en-US" w:eastAsia="en-US" w:bidi="ar-SA"/>
@@ -890,12 +715,13 @@
     <w:qFormat/>
     <w:rsid w:val="00FC693F"/>
     <w:pPr>
-      <w:widowControl/>
-      <w:spacing w:before="0" w:after="120" w:line="300" w:lineRule="auto"/>
+      <w:spacing w:after="120" w:line="259" w:lineRule="auto"/>
     </w:pPr>
     <w:rPr>
-      <w:rFonts w:ascii="Calibri" w:hAnsi="Calibri" w:cs="Calibri"/>
-      <w:sz w:val="22"/>
+      <w:rFonts w:ascii="Times New Roman" w:hAnsi="Times New Roman"/>
+      <w:color w:val="000000"/>
+      <w:sz w:val="24"/>
+      <w:lang w:val="ru-RU"/>
     </w:rPr>
   </w:style>
   <w:style w:type="paragraph" w:styleId="Header">
@@ -953,16 +779,17 @@
     <w:pPr>
       <w:keepNext/>
       <w:keepLines/>
-      <w:spacing w:before="360" w:after="200"/>
+      <w:spacing w:before="480" w:after="120" w:line="259" w:lineRule="auto"/>
       <w:outlineLvl w:val="0"/>
     </w:pPr>
     <w:rPr>
-      <w:rFonts w:asciiTheme="majorHAnsi" w:eastAsiaTheme="majorEastAsia" w:hAnsiTheme="majorHAnsi" w:cstheme="majorBidi" w:ascii="Calibri" w:hAnsi="Calibri" w:cs="Calibri"/>
+      <w:rFonts w:ascii="Times New Roman" w:hAnsi="Times New Roman"/>
       <w:b/>
       <w:bCs/>
-      <w:color w:val="2E74B5"/>
-      <w:sz w:val="32"/>
+      <w:color w:val="000000"/>
+      <w:sz w:val="26"/>
       <w:szCs w:val="28"/>
+      <w:lang w:val="ru-RU"/>
     </w:rPr>
   </w:style>
   <w:style w:type="paragraph" w:styleId="Heading2">
@@ -977,16 +804,17 @@
     <w:pPr>
       <w:keepNext/>
       <w:keepLines/>
-      <w:spacing w:before="280" w:after="140"/>
+      <w:spacing w:before="200" w:after="120" w:line="259" w:lineRule="auto"/>
       <w:outlineLvl w:val="1"/>
     </w:pPr>
     <w:rPr>
-      <w:rFonts w:asciiTheme="majorHAnsi" w:eastAsiaTheme="majorEastAsia" w:hAnsiTheme="majorHAnsi" w:cstheme="majorBidi" w:ascii="Calibri" w:hAnsi="Calibri" w:cs="Calibri"/>
+      <w:rFonts w:ascii="Times New Roman" w:hAnsi="Times New Roman"/>
       <w:b/>
       <w:bCs/>
-      <w:color w:val="2E74B5"/>
+      <w:color w:val="000000"/>
       <w:sz w:val="26"/>
       <w:szCs w:val="26"/>
+      <w:lang w:val="ru-RU"/>
     </w:rPr>
   </w:style>
   <w:style w:type="paragraph" w:styleId="Heading3">
@@ -1001,15 +829,14 @@
     <w:pPr>
       <w:keepNext/>
       <w:keepLines/>
-      <w:spacing w:before="200" w:after="100"/>
+      <w:spacing w:before="200" w:after="0"/>
       <w:outlineLvl w:val="2"/>
     </w:pPr>
     <w:rPr>
-      <w:rFonts w:asciiTheme="majorHAnsi" w:eastAsiaTheme="majorEastAsia" w:hAnsiTheme="majorHAnsi" w:cstheme="majorBidi" w:ascii="Calibri" w:hAnsi="Calibri" w:cs="Calibri"/>
+      <w:rFonts/>
       <w:b/>
       <w:bCs/>
-      <w:color w:val="1F4D78"/>
-      <w:sz w:val="24"/>
+      <w:color w:val="4F81BD" w:themeColor="accent1"/>
     </w:rPr>
   </w:style>
   <w:style w:type="paragraph" w:styleId="Heading4">
@@ -1029,7 +856,7 @@
       <w:outlineLvl w:val="3"/>
     </w:pPr>
     <w:rPr>
-      <w:rFonts w:asciiTheme="majorHAnsi" w:eastAsiaTheme="majorEastAsia" w:hAnsiTheme="majorHAnsi" w:cstheme="majorBidi"/>
+      <w:rFonts/>
       <w:b/>
       <w:bCs/>
       <w:i/>
@@ -1054,7 +881,7 @@
       <w:outlineLvl w:val="4"/>
     </w:pPr>
     <w:rPr>
-      <w:rFonts w:asciiTheme="majorHAnsi" w:eastAsiaTheme="majorEastAsia" w:hAnsiTheme="majorHAnsi" w:cstheme="majorBidi"/>
+      <w:rFonts/>
       <w:color w:val="243F60" w:themeColor="accent1" w:themeShade="7F"/>
     </w:rPr>
   </w:style>
@@ -1075,7 +902,7 @@
       <w:outlineLvl w:val="5"/>
     </w:pPr>
     <w:rPr>
-      <w:rFonts w:asciiTheme="majorHAnsi" w:eastAsiaTheme="majorEastAsia" w:hAnsiTheme="majorHAnsi" w:cstheme="majorBidi"/>
+      <w:rFonts/>
       <w:i/>
       <w:iCs/>
       <w:color w:val="243F60" w:themeColor="accent1" w:themeShade="7F"/>
@@ -1098,7 +925,7 @@
       <w:outlineLvl w:val="6"/>
     </w:pPr>
     <w:rPr>
-      <w:rFonts w:asciiTheme="majorHAnsi" w:eastAsiaTheme="majorEastAsia" w:hAnsiTheme="majorHAnsi" w:cstheme="majorBidi"/>
+      <w:rFonts/>
       <w:i/>
       <w:iCs/>
       <w:color w:val="404040" w:themeColor="text1" w:themeTint="BF"/>
@@ -1121,7 +948,7 @@
       <w:outlineLvl w:val="7"/>
     </w:pPr>
     <w:rPr>
-      <w:rFonts w:asciiTheme="majorHAnsi" w:eastAsiaTheme="majorEastAsia" w:hAnsiTheme="majorHAnsi" w:cstheme="majorBidi"/>
+      <w:rFonts/>
       <w:color w:val="4F81BD" w:themeColor="accent1"/>
       <w:sz w:val="20"/>
       <w:szCs w:val="20"/>
@@ -1144,7 +971,7 @@
       <w:outlineLvl w:val="8"/>
     </w:pPr>
     <w:rPr>
-      <w:rFonts w:asciiTheme="majorHAnsi" w:eastAsiaTheme="majorEastAsia" w:hAnsiTheme="majorHAnsi" w:cstheme="majorBidi"/>
+      <w:rFonts/>
       <w:i/>
       <w:iCs/>
       <w:color w:val="404040" w:themeColor="text1" w:themeTint="BF"/>
@@ -1195,7 +1022,7 @@
     <w:uiPriority w:val="9"/>
     <w:rsid w:val="00FC693F"/>
     <w:rPr>
-      <w:rFonts w:asciiTheme="majorHAnsi" w:eastAsiaTheme="majorEastAsia" w:hAnsiTheme="majorHAnsi" w:cstheme="majorBidi"/>
+      <w:rFonts/>
       <w:b/>
       <w:bCs/>
       <w:color w:val="365F91" w:themeColor="accent1" w:themeShade="BF"/>
@@ -1210,7 +1037,7 @@
     <w:uiPriority w:val="9"/>
     <w:rsid w:val="00FC693F"/>
     <w:rPr>
-      <w:rFonts w:asciiTheme="majorHAnsi" w:eastAsiaTheme="majorEastAsia" w:hAnsiTheme="majorHAnsi" w:cstheme="majorBidi"/>
+      <w:rFonts/>
       <w:b/>
       <w:bCs/>
       <w:color w:val="4F81BD" w:themeColor="accent1"/>
@@ -1225,7 +1052,7 @@
     <w:uiPriority w:val="9"/>
     <w:rsid w:val="00FC693F"/>
     <w:rPr>
-      <w:rFonts w:asciiTheme="majorHAnsi" w:eastAsiaTheme="majorEastAsia" w:hAnsiTheme="majorHAnsi" w:cstheme="majorBidi"/>
+      <w:rFonts/>
       <w:b/>
       <w:bCs/>
       <w:color w:val="4F81BD" w:themeColor="accent1"/>
@@ -1240,19 +1067,17 @@
     <w:qFormat/>
     <w:rsid w:val="00FC693F"/>
     <w:pPr>
-      <w:pBdr>
-        <w:bottom w:val="single" w:sz="8" w:space="4" w:color="4F81BD" w:themeColor="accent1"/>
-      </w:pBdr>
-      <w:spacing w:after="300" w:line="240" w:lineRule="auto"/>
+      <w:spacing w:after="120" w:line="259" w:lineRule="auto"/>
       <w:contextualSpacing/>
     </w:pPr>
     <w:rPr>
-      <w:rFonts w:asciiTheme="majorHAnsi" w:eastAsiaTheme="majorEastAsia" w:hAnsiTheme="majorHAnsi" w:cstheme="majorBidi"/>
-      <w:color w:val="17365D" w:themeColor="text2" w:themeShade="BF"/>
+      <w:rFonts w:ascii="Times New Roman" w:hAnsi="Times New Roman"/>
+      <w:color w:val="000000"/>
       <w:spacing w:val="5"/>
       <w:kern w:val="28"/>
-      <w:sz w:val="52"/>
+      <w:sz w:val="40"/>
       <w:szCs w:val="52"/>
+      <w:lang w:val="ru-RU"/>
     </w:rPr>
   </w:style>
   <w:style w:type="character" w:customStyle="1" w:styleId="TitleChar">
@@ -1262,7 +1087,7 @@
     <w:uiPriority w:val="10"/>
     <w:rsid w:val="00FC693F"/>
     <w:rPr>
-      <w:rFonts w:asciiTheme="majorHAnsi" w:eastAsiaTheme="majorEastAsia" w:hAnsiTheme="majorHAnsi" w:cstheme="majorBidi"/>
+      <w:rFonts/>
       <w:color w:val="17365D" w:themeColor="text2" w:themeShade="BF"/>
       <w:spacing w:val="5"/>
       <w:kern w:val="28"/>
@@ -1284,7 +1109,7 @@
       </w:numPr>
     </w:pPr>
     <w:rPr>
-      <w:rFonts w:asciiTheme="majorHAnsi" w:eastAsiaTheme="majorEastAsia" w:hAnsiTheme="majorHAnsi" w:cstheme="majorBidi"/>
+      <w:rFonts/>
       <w:i/>
       <w:iCs/>
       <w:color w:val="4F81BD" w:themeColor="accent1"/>
@@ -1300,7 +1125,7 @@
     <w:uiPriority w:val="11"/>
     <w:rsid w:val="00FC693F"/>
     <w:rPr>
-      <w:rFonts w:asciiTheme="majorHAnsi" w:eastAsiaTheme="majorEastAsia" w:hAnsiTheme="majorHAnsi" w:cstheme="majorBidi"/>
+      <w:rFonts/>
       <w:i/>
       <w:iCs/>
       <w:color w:val="4F81BD" w:themeColor="accent1"/>
@@ -1425,8 +1250,15 @@
       <w:numPr>
         <w:numId w:val="1"/>
       </w:numPr>
+      <w:spacing w:after="120" w:line="259" w:lineRule="auto"/>
       <w:contextualSpacing/>
     </w:pPr>
+    <w:rPr>
+      <w:rFonts w:ascii="Times New Roman" w:hAnsi="Times New Roman"/>
+      <w:color w:val="000000"/>
+      <w:sz w:val="24"/>
+      <w:lang w:val="ru-RU"/>
+    </w:rPr>
   </w:style>
   <w:style w:type="paragraph" w:styleId="ListBullet2">
     <w:name w:val="List Bullet 2"/>
@@ -1598,7 +1430,7 @@
     <w:semiHidden/>
     <w:rsid w:val="00FC693F"/>
     <w:rPr>
-      <w:rFonts w:asciiTheme="majorHAnsi" w:eastAsiaTheme="majorEastAsia" w:hAnsiTheme="majorHAnsi" w:cstheme="majorBidi"/>
+      <w:rFonts/>
       <w:b/>
       <w:bCs/>
       <w:i/>
@@ -1614,7 +1446,7 @@
     <w:semiHidden/>
     <w:rsid w:val="00FC693F"/>
     <w:rPr>
-      <w:rFonts w:asciiTheme="majorHAnsi" w:eastAsiaTheme="majorEastAsia" w:hAnsiTheme="majorHAnsi" w:cstheme="majorBidi"/>
+      <w:rFonts/>
       <w:color w:val="243F60" w:themeColor="accent1" w:themeShade="7F"/>
     </w:rPr>
   </w:style>
@@ -1626,7 +1458,7 @@
     <w:semiHidden/>
     <w:rsid w:val="00FC693F"/>
     <w:rPr>
-      <w:rFonts w:asciiTheme="majorHAnsi" w:eastAsiaTheme="majorEastAsia" w:hAnsiTheme="majorHAnsi" w:cstheme="majorBidi"/>
+      <w:rFonts/>
       <w:i/>
       <w:iCs/>
       <w:color w:val="243F60" w:themeColor="accent1" w:themeShade="7F"/>
@@ -1640,7 +1472,7 @@
     <w:semiHidden/>
     <w:rsid w:val="00FC693F"/>
     <w:rPr>
-      <w:rFonts w:asciiTheme="majorHAnsi" w:eastAsiaTheme="majorEastAsia" w:hAnsiTheme="majorHAnsi" w:cstheme="majorBidi"/>
+      <w:rFonts/>
       <w:i/>
       <w:iCs/>
       <w:color w:val="404040" w:themeColor="text1" w:themeTint="BF"/>
@@ -1654,7 +1486,7 @@
     <w:semiHidden/>
     <w:rsid w:val="00FC693F"/>
     <w:rPr>
-      <w:rFonts w:asciiTheme="majorHAnsi" w:eastAsiaTheme="majorEastAsia" w:hAnsiTheme="majorHAnsi" w:cstheme="majorBidi"/>
+      <w:rFonts/>
       <w:color w:val="4F81BD" w:themeColor="accent1"/>
       <w:sz w:val="20"/>
       <w:szCs w:val="20"/>
@@ -1668,7 +1500,7 @@
     <w:semiHidden/>
     <w:rsid w:val="00FC693F"/>
     <w:rPr>
-      <w:rFonts w:asciiTheme="majorHAnsi" w:eastAsiaTheme="majorEastAsia" w:hAnsiTheme="majorHAnsi" w:cstheme="majorBidi"/>
+      <w:rFonts/>
       <w:i/>
       <w:iCs/>
       <w:color w:val="404040" w:themeColor="text1" w:themeTint="BF"/>
@@ -1727,9 +1559,6 @@
     <w:qFormat/>
     <w:rsid w:val="00FC693F"/>
     <w:pPr>
-      <w:pBdr>
-        <w:bottom w:val="single" w:sz="4" w:space="4" w:color="4F81BD" w:themeColor="accent1"/>
-      </w:pBdr>
       <w:spacing w:before="200" w:after="280"/>
       <w:ind w:left="936" w:right="936"/>
     </w:pPr>
@@ -3257,7 +3086,7 @@
         <w:spacing w:before="0" w:after="0" w:line="240" w:lineRule="auto"/>
       </w:pPr>
       <w:rPr>
-        <w:rFonts w:asciiTheme="majorHAnsi" w:eastAsiaTheme="majorEastAsia" w:hAnsiTheme="majorHAnsi" w:cstheme="majorBidi"/>
+        <w:rFonts/>
         <w:b/>
         <w:bCs/>
       </w:rPr>
@@ -3278,7 +3107,7 @@
         <w:spacing w:before="0" w:after="0" w:line="240" w:lineRule="auto"/>
       </w:pPr>
       <w:rPr>
-        <w:rFonts w:asciiTheme="majorHAnsi" w:eastAsiaTheme="majorEastAsia" w:hAnsiTheme="majorHAnsi" w:cstheme="majorBidi"/>
+        <w:rFonts/>
         <w:b/>
         <w:bCs/>
       </w:rPr>
@@ -3296,14 +3125,14 @@
     </w:tblStylePr>
     <w:tblStylePr w:type="firstCol">
       <w:rPr>
-        <w:rFonts w:asciiTheme="majorHAnsi" w:eastAsiaTheme="majorEastAsia" w:hAnsiTheme="majorHAnsi" w:cstheme="majorBidi"/>
+        <w:rFonts/>
         <w:b/>
         <w:bCs/>
       </w:rPr>
     </w:tblStylePr>
     <w:tblStylePr w:type="lastCol">
       <w:rPr>
-        <w:rFonts w:asciiTheme="majorHAnsi" w:eastAsiaTheme="majorEastAsia" w:hAnsiTheme="majorHAnsi" w:cstheme="majorBidi"/>
+        <w:rFonts/>
         <w:b/>
         <w:bCs/>
       </w:rPr>
@@ -3387,7 +3216,7 @@
         <w:spacing w:before="0" w:after="0" w:line="240" w:lineRule="auto"/>
       </w:pPr>
       <w:rPr>
-        <w:rFonts w:asciiTheme="majorHAnsi" w:eastAsiaTheme="majorEastAsia" w:hAnsiTheme="majorHAnsi" w:cstheme="majorBidi"/>
+        <w:rFonts/>
         <w:b/>
         <w:bCs/>
       </w:rPr>
@@ -3408,7 +3237,7 @@
         <w:spacing w:before="0" w:after="0" w:line="240" w:lineRule="auto"/>
       </w:pPr>
       <w:rPr>
-        <w:rFonts w:asciiTheme="majorHAnsi" w:eastAsiaTheme="majorEastAsia" w:hAnsiTheme="majorHAnsi" w:cstheme="majorBidi"/>
+        <w:rFonts/>
         <w:b/>
         <w:bCs/>
       </w:rPr>
@@ -3426,14 +3255,14 @@
     </w:tblStylePr>
     <w:tblStylePr w:type="firstCol">
       <w:rPr>
-        <w:rFonts w:asciiTheme="majorHAnsi" w:eastAsiaTheme="majorEastAsia" w:hAnsiTheme="majorHAnsi" w:cstheme="majorBidi"/>
+        <w:rFonts/>
         <w:b/>
         <w:bCs/>
       </w:rPr>
     </w:tblStylePr>
     <w:tblStylePr w:type="lastCol">
       <w:rPr>
-        <w:rFonts w:asciiTheme="majorHAnsi" w:eastAsiaTheme="majorEastAsia" w:hAnsiTheme="majorHAnsi" w:cstheme="majorBidi"/>
+        <w:rFonts/>
         <w:b/>
         <w:bCs/>
       </w:rPr>
@@ -3517,7 +3346,7 @@
         <w:spacing w:before="0" w:after="0" w:line="240" w:lineRule="auto"/>
       </w:pPr>
       <w:rPr>
-        <w:rFonts w:asciiTheme="majorHAnsi" w:eastAsiaTheme="majorEastAsia" w:hAnsiTheme="majorHAnsi" w:cstheme="majorBidi"/>
+        <w:rFonts/>
         <w:b/>
         <w:bCs/>
       </w:rPr>
@@ -3538,7 +3367,7 @@
         <w:spacing w:before="0" w:after="0" w:line="240" w:lineRule="auto"/>
       </w:pPr>
       <w:rPr>
-        <w:rFonts w:asciiTheme="majorHAnsi" w:eastAsiaTheme="majorEastAsia" w:hAnsiTheme="majorHAnsi" w:cstheme="majorBidi"/>
+        <w:rFonts/>
         <w:b/>
         <w:bCs/>
       </w:rPr>
@@ -3556,14 +3385,14 @@
     </w:tblStylePr>
     <w:tblStylePr w:type="firstCol">
       <w:rPr>
-        <w:rFonts w:asciiTheme="majorHAnsi" w:eastAsiaTheme="majorEastAsia" w:hAnsiTheme="majorHAnsi" w:cstheme="majorBidi"/>
+        <w:rFonts/>
         <w:b/>
         <w:bCs/>
       </w:rPr>
     </w:tblStylePr>
     <w:tblStylePr w:type="lastCol">
       <w:rPr>
-        <w:rFonts w:asciiTheme="majorHAnsi" w:eastAsiaTheme="majorEastAsia" w:hAnsiTheme="majorHAnsi" w:cstheme="majorBidi"/>
+        <w:rFonts/>
         <w:b/>
         <w:bCs/>
       </w:rPr>
@@ -3647,7 +3476,7 @@
         <w:spacing w:before="0" w:after="0" w:line="240" w:lineRule="auto"/>
       </w:pPr>
       <w:rPr>
-        <w:rFonts w:asciiTheme="majorHAnsi" w:eastAsiaTheme="majorEastAsia" w:hAnsiTheme="majorHAnsi" w:cstheme="majorBidi"/>
+        <w:rFonts/>
         <w:b/>
         <w:bCs/>
       </w:rPr>
@@ -3668,7 +3497,7 @@
         <w:spacing w:before="0" w:after="0" w:line="240" w:lineRule="auto"/>
       </w:pPr>
       <w:rPr>
-        <w:rFonts w:asciiTheme="majorHAnsi" w:eastAsiaTheme="majorEastAsia" w:hAnsiTheme="majorHAnsi" w:cstheme="majorBidi"/>
+        <w:rFonts/>
         <w:b/>
         <w:bCs/>
       </w:rPr>
@@ -3686,14 +3515,14 @@
     </w:tblStylePr>
     <w:tblStylePr w:type="firstCol">
       <w:rPr>
-        <w:rFonts w:asciiTheme="majorHAnsi" w:eastAsiaTheme="majorEastAsia" w:hAnsiTheme="majorHAnsi" w:cstheme="majorBidi"/>
+        <w:rFonts/>
         <w:b/>
         <w:bCs/>
       </w:rPr>
     </w:tblStylePr>
     <w:tblStylePr w:type="lastCol">
       <w:rPr>
-        <w:rFonts w:asciiTheme="majorHAnsi" w:eastAsiaTheme="majorEastAsia" w:hAnsiTheme="majorHAnsi" w:cstheme="majorBidi"/>
+        <w:rFonts/>
         <w:b/>
         <w:bCs/>
       </w:rPr>
@@ -3777,7 +3606,7 @@
         <w:spacing w:before="0" w:after="0" w:line="240" w:lineRule="auto"/>
       </w:pPr>
       <w:rPr>
-        <w:rFonts w:asciiTheme="majorHAnsi" w:eastAsiaTheme="majorEastAsia" w:hAnsiTheme="majorHAnsi" w:cstheme="majorBidi"/>
+        <w:rFonts/>
         <w:b/>
         <w:bCs/>
       </w:rPr>
@@ -3798,7 +3627,7 @@
         <w:spacing w:before="0" w:after="0" w:line="240" w:lineRule="auto"/>
       </w:pPr>
       <w:rPr>
-        <w:rFonts w:asciiTheme="majorHAnsi" w:eastAsiaTheme="majorEastAsia" w:hAnsiTheme="majorHAnsi" w:cstheme="majorBidi"/>
+        <w:rFonts/>
         <w:b/>
         <w:bCs/>
       </w:rPr>
@@ -3816,14 +3645,14 @@
     </w:tblStylePr>
     <w:tblStylePr w:type="firstCol">
       <w:rPr>
-        <w:rFonts w:asciiTheme="majorHAnsi" w:eastAsiaTheme="majorEastAsia" w:hAnsiTheme="majorHAnsi" w:cstheme="majorBidi"/>
+        <w:rFonts/>
         <w:b/>
         <w:bCs/>
       </w:rPr>
     </w:tblStylePr>
     <w:tblStylePr w:type="lastCol">
       <w:rPr>
-        <w:rFonts w:asciiTheme="majorHAnsi" w:eastAsiaTheme="majorEastAsia" w:hAnsiTheme="majorHAnsi" w:cstheme="majorBidi"/>
+        <w:rFonts/>
         <w:b/>
         <w:bCs/>
       </w:rPr>
@@ -3907,7 +3736,7 @@
         <w:spacing w:before="0" w:after="0" w:line="240" w:lineRule="auto"/>
       </w:pPr>
       <w:rPr>
-        <w:rFonts w:asciiTheme="majorHAnsi" w:eastAsiaTheme="majorEastAsia" w:hAnsiTheme="majorHAnsi" w:cstheme="majorBidi"/>
+        <w:rFonts/>
         <w:b/>
         <w:bCs/>
       </w:rPr>
@@ -3928,7 +3757,7 @@
         <w:spacing w:before="0" w:after="0" w:line="240" w:lineRule="auto"/>
       </w:pPr>
       <w:rPr>
-        <w:rFonts w:asciiTheme="majorHAnsi" w:eastAsiaTheme="majorEastAsia" w:hAnsiTheme="majorHAnsi" w:cstheme="majorBidi"/>
+        <w:rFonts/>
         <w:b/>
         <w:bCs/>
       </w:rPr>
@@ -3946,14 +3775,14 @@
     </w:tblStylePr>
     <w:tblStylePr w:type="firstCol">
       <w:rPr>
-        <w:rFonts w:asciiTheme="majorHAnsi" w:eastAsiaTheme="majorEastAsia" w:hAnsiTheme="majorHAnsi" w:cstheme="majorBidi"/>
+        <w:rFonts/>
         <w:b/>
         <w:bCs/>
       </w:rPr>
     </w:tblStylePr>
     <w:tblStylePr w:type="lastCol">
       <w:rPr>
-        <w:rFonts w:asciiTheme="majorHAnsi" w:eastAsiaTheme="majorEastAsia" w:hAnsiTheme="majorHAnsi" w:cstheme="majorBidi"/>
+        <w:rFonts/>
         <w:b/>
         <w:bCs/>
       </w:rPr>
@@ -4037,7 +3866,7 @@
         <w:spacing w:before="0" w:after="0" w:line="240" w:lineRule="auto"/>
       </w:pPr>
       <w:rPr>
-        <w:rFonts w:asciiTheme="majorHAnsi" w:eastAsiaTheme="majorEastAsia" w:hAnsiTheme="majorHAnsi" w:cstheme="majorBidi"/>
+        <w:rFonts/>
         <w:b/>
         <w:bCs/>
       </w:rPr>
@@ -4058,7 +3887,7 @@
         <w:spacing w:before="0" w:after="0" w:line="240" w:lineRule="auto"/>
       </w:pPr>
       <w:rPr>
-        <w:rFonts w:asciiTheme="majorHAnsi" w:eastAsiaTheme="majorEastAsia" w:hAnsiTheme="majorHAnsi" w:cstheme="majorBidi"/>
+        <w:rFonts/>
         <w:b/>
         <w:bCs/>
       </w:rPr>
@@ -4076,14 +3905,14 @@
     </w:tblStylePr>
     <w:tblStylePr w:type="firstCol">
       <w:rPr>
-        <w:rFonts w:asciiTheme="majorHAnsi" w:eastAsiaTheme="majorEastAsia" w:hAnsiTheme="majorHAnsi" w:cstheme="majorBidi"/>
+        <w:rFonts/>
         <w:b/>
         <w:bCs/>
       </w:rPr>
     </w:tblStylePr>
     <w:tblStylePr w:type="lastCol">
       <w:rPr>
-        <w:rFonts w:asciiTheme="majorHAnsi" w:eastAsiaTheme="majorEastAsia" w:hAnsiTheme="majorHAnsi" w:cstheme="majorBidi"/>
+        <w:rFonts/>
         <w:b/>
         <w:bCs/>
       </w:rPr>
@@ -5948,7 +5777,7 @@
     </w:tblPr>
     <w:tblStylePr w:type="firstRow">
       <w:rPr>
-        <w:rFonts w:asciiTheme="majorHAnsi" w:eastAsiaTheme="majorEastAsia" w:hAnsiTheme="majorHAnsi" w:cstheme="majorBidi"/>
+        <w:rFonts/>
       </w:rPr>
       <w:tblPr/>
       <w:tcPr>
@@ -6032,7 +5861,7 @@
     </w:tblPr>
     <w:tblStylePr w:type="firstRow">
       <w:rPr>
-        <w:rFonts w:asciiTheme="majorHAnsi" w:eastAsiaTheme="majorEastAsia" w:hAnsiTheme="majorHAnsi" w:cstheme="majorBidi"/>
+        <w:rFonts/>
       </w:rPr>
       <w:tblPr/>
       <w:tcPr>
@@ -6116,7 +5945,7 @@
     </w:tblPr>
     <w:tblStylePr w:type="firstRow">
       <w:rPr>
-        <w:rFonts w:asciiTheme="majorHAnsi" w:eastAsiaTheme="majorEastAsia" w:hAnsiTheme="majorHAnsi" w:cstheme="majorBidi"/>
+        <w:rFonts/>
       </w:rPr>
       <w:tblPr/>
       <w:tcPr>
@@ -6200,7 +6029,7 @@
     </w:tblPr>
     <w:tblStylePr w:type="firstRow">
       <w:rPr>
-        <w:rFonts w:asciiTheme="majorHAnsi" w:eastAsiaTheme="majorEastAsia" w:hAnsiTheme="majorHAnsi" w:cstheme="majorBidi"/>
+        <w:rFonts/>
       </w:rPr>
       <w:tblPr/>
       <w:tcPr>
@@ -6284,7 +6113,7 @@
     </w:tblPr>
     <w:tblStylePr w:type="firstRow">
       <w:rPr>
-        <w:rFonts w:asciiTheme="majorHAnsi" w:eastAsiaTheme="majorEastAsia" w:hAnsiTheme="majorHAnsi" w:cstheme="majorBidi"/>
+        <w:rFonts/>
       </w:rPr>
       <w:tblPr/>
       <w:tcPr>
@@ -6368,7 +6197,7 @@
     </w:tblPr>
     <w:tblStylePr w:type="firstRow">
       <w:rPr>
-        <w:rFonts w:asciiTheme="majorHAnsi" w:eastAsiaTheme="majorEastAsia" w:hAnsiTheme="majorHAnsi" w:cstheme="majorBidi"/>
+        <w:rFonts/>
       </w:rPr>
       <w:tblPr/>
       <w:tcPr>
@@ -6452,7 +6281,7 @@
     </w:tblPr>
     <w:tblStylePr w:type="firstRow">
       <w:rPr>
-        <w:rFonts w:asciiTheme="majorHAnsi" w:eastAsiaTheme="majorEastAsia" w:hAnsiTheme="majorHAnsi" w:cstheme="majorBidi"/>
+        <w:rFonts/>
       </w:rPr>
       <w:tblPr/>
       <w:tcPr>
@@ -6517,7 +6346,7 @@
       <w:spacing w:after="0" w:line="240" w:lineRule="auto"/>
     </w:pPr>
     <w:rPr>
-      <w:rFonts w:asciiTheme="majorHAnsi" w:eastAsiaTheme="majorEastAsia" w:hAnsiTheme="majorHAnsi" w:cstheme="majorBidi"/>
+      <w:rFonts/>
       <w:color w:val="000000" w:themeColor="text1"/>
     </w:rPr>
     <w:tblPr>
@@ -6645,7 +6474,7 @@
       <w:spacing w:after="0" w:line="240" w:lineRule="auto"/>
     </w:pPr>
     <w:rPr>
-      <w:rFonts w:asciiTheme="majorHAnsi" w:eastAsiaTheme="majorEastAsia" w:hAnsiTheme="majorHAnsi" w:cstheme="majorBidi"/>
+      <w:rFonts/>
       <w:color w:val="000000" w:themeColor="text1"/>
     </w:rPr>
     <w:tblPr>
@@ -6773,7 +6602,7 @@
       <w:spacing w:after="0" w:line="240" w:lineRule="auto"/>
     </w:pPr>
     <w:rPr>
-      <w:rFonts w:asciiTheme="majorHAnsi" w:eastAsiaTheme="majorEastAsia" w:hAnsiTheme="majorHAnsi" w:cstheme="majorBidi"/>
+      <w:rFonts/>
       <w:color w:val="000000" w:themeColor="text1"/>
     </w:rPr>
     <w:tblPr>
@@ -6901,7 +6730,7 @@
       <w:spacing w:after="0" w:line="240" w:lineRule="auto"/>
     </w:pPr>
     <w:rPr>
-      <w:rFonts w:asciiTheme="majorHAnsi" w:eastAsiaTheme="majorEastAsia" w:hAnsiTheme="majorHAnsi" w:cstheme="majorBidi"/>
+      <w:rFonts/>
       <w:color w:val="000000" w:themeColor="text1"/>
     </w:rPr>
     <w:tblPr>
@@ -7029,7 +6858,7 @@
       <w:spacing w:after="0" w:line="240" w:lineRule="auto"/>
     </w:pPr>
     <w:rPr>
-      <w:rFonts w:asciiTheme="majorHAnsi" w:eastAsiaTheme="majorEastAsia" w:hAnsiTheme="majorHAnsi" w:cstheme="majorBidi"/>
+      <w:rFonts/>
       <w:color w:val="000000" w:themeColor="text1"/>
     </w:rPr>
     <w:tblPr>
@@ -7157,7 +6986,7 @@
       <w:spacing w:after="0" w:line="240" w:lineRule="auto"/>
     </w:pPr>
     <w:rPr>
-      <w:rFonts w:asciiTheme="majorHAnsi" w:eastAsiaTheme="majorEastAsia" w:hAnsiTheme="majorHAnsi" w:cstheme="majorBidi"/>
+      <w:rFonts/>
       <w:color w:val="000000" w:themeColor="text1"/>
     </w:rPr>
     <w:tblPr>
@@ -7285,7 +7114,7 @@
       <w:spacing w:after="0" w:line="240" w:lineRule="auto"/>
     </w:pPr>
     <w:rPr>
-      <w:rFonts w:asciiTheme="majorHAnsi" w:eastAsiaTheme="majorEastAsia" w:hAnsiTheme="majorHAnsi" w:cstheme="majorBidi"/>
+      <w:rFonts/>
       <w:color w:val="000000" w:themeColor="text1"/>
     </w:rPr>
     <w:tblPr>
@@ -7924,7 +7753,7 @@
       <w:spacing w:after="0" w:line="240" w:lineRule="auto"/>
     </w:pPr>
     <w:rPr>
-      <w:rFonts w:asciiTheme="majorHAnsi" w:eastAsiaTheme="majorEastAsia" w:hAnsiTheme="majorHAnsi" w:cstheme="majorBidi"/>
+      <w:rFonts/>
       <w:color w:val="000000" w:themeColor="text1"/>
     </w:rPr>
     <w:tblPr>
@@ -8049,7 +7878,7 @@
       <w:spacing w:after="0" w:line="240" w:lineRule="auto"/>
     </w:pPr>
     <w:rPr>
-      <w:rFonts w:asciiTheme="majorHAnsi" w:eastAsiaTheme="majorEastAsia" w:hAnsiTheme="majorHAnsi" w:cstheme="majorBidi"/>
+      <w:rFonts/>
       <w:color w:val="000000" w:themeColor="text1"/>
     </w:rPr>
     <w:tblPr>
@@ -8174,7 +8003,7 @@
       <w:spacing w:after="0" w:line="240" w:lineRule="auto"/>
     </w:pPr>
     <w:rPr>
-      <w:rFonts w:asciiTheme="majorHAnsi" w:eastAsiaTheme="majorEastAsia" w:hAnsiTheme="majorHAnsi" w:cstheme="majorBidi"/>
+      <w:rFonts/>
       <w:color w:val="000000" w:themeColor="text1"/>
     </w:rPr>
     <w:tblPr>
@@ -8299,7 +8128,7 @@
       <w:spacing w:after="0" w:line="240" w:lineRule="auto"/>
     </w:pPr>
     <w:rPr>
-      <w:rFonts w:asciiTheme="majorHAnsi" w:eastAsiaTheme="majorEastAsia" w:hAnsiTheme="majorHAnsi" w:cstheme="majorBidi"/>
+      <w:rFonts/>
       <w:color w:val="000000" w:themeColor="text1"/>
     </w:rPr>
     <w:tblPr>
@@ -8424,7 +8253,7 @@
       <w:spacing w:after="0" w:line="240" w:lineRule="auto"/>
     </w:pPr>
     <w:rPr>
-      <w:rFonts w:asciiTheme="majorHAnsi" w:eastAsiaTheme="majorEastAsia" w:hAnsiTheme="majorHAnsi" w:cstheme="majorBidi"/>
+      <w:rFonts/>
       <w:color w:val="000000" w:themeColor="text1"/>
     </w:rPr>
     <w:tblPr>
@@ -8549,7 +8378,7 @@
       <w:spacing w:after="0" w:line="240" w:lineRule="auto"/>
     </w:pPr>
     <w:rPr>
-      <w:rFonts w:asciiTheme="majorHAnsi" w:eastAsiaTheme="majorEastAsia" w:hAnsiTheme="majorHAnsi" w:cstheme="majorBidi"/>
+      <w:rFonts/>
       <w:color w:val="000000" w:themeColor="text1"/>
     </w:rPr>
     <w:tblPr>
@@ -8674,7 +8503,7 @@
       <w:spacing w:after="0" w:line="240" w:lineRule="auto"/>
     </w:pPr>
     <w:rPr>
-      <w:rFonts w:asciiTheme="majorHAnsi" w:eastAsiaTheme="majorEastAsia" w:hAnsiTheme="majorHAnsi" w:cstheme="majorBidi"/>
+      <w:rFonts/>
       <w:color w:val="000000" w:themeColor="text1"/>
     </w:rPr>
     <w:tblPr>
